--- a/8 Project Demonstration/Project Demo Planning.docx
+++ b/8 Project Demonstration/Project Demo Planning.docx
@@ -240,7 +240,7 @@
               <w:rPr>
                 <w:sz w:val="20"/>
               </w:rPr>
-              <w:t xml:space="preserve">02 October 2026</w:t>
+              <w:t>01/10/2026</w:t>
             </w:r>
           </w:p>
         </w:tc>
@@ -382,6 +382,58 @@
                 <w:sz w:val="20"/>
               </w:rPr>
               <w:t xml:space="preserve">PocketSmart AI</w:t>
+            </w:r>
+          </w:p>
+        </w:tc>
+      </w:tr>
+      <w:tr>
+        <w:trPr>
+          <w:trHeight w:val="399" w:hRule="atLeast"/>
+        </w:trPr>
+        <w:tc>
+          <w:tcPr>
+            <w:tcW w:w="2820" w:type="dxa"/>
+          </w:tcPr>
+          <w:p>
+            <w:pPr>
+              <w:pStyle w:val="TableParagraph"/>
+              <w:spacing w:before="101"/>
+              <w:ind w:left="127"/>
+              <w:rPr>
+                <w:rFonts w:ascii="Arial"/>
+                <w:b/>
+                <w:sz w:val="20"/>
+              </w:rPr>
+            </w:pPr>
+            <w:r>
+              <w:rPr>
+                <w:rFonts w:ascii="Arial"/>
+                <w:b/>
+                <w:sz w:val="20"/>
+              </w:rPr>
+              <w:t>Guide</w:t>
+            </w:r>
+          </w:p>
+        </w:tc>
+        <w:tc>
+          <w:tcPr>
+            <w:tcW w:w="6820" w:type="dxa"/>
+          </w:tcPr>
+          <w:p>
+            <w:pPr>
+              <w:pStyle w:val="TableParagraph"/>
+              <w:spacing w:before="101"/>
+              <w:ind w:left="143"/>
+              <w:rPr>
+                <w:sz w:val="20"/>
+              </w:rPr>
+            </w:pPr>
+            <w:r>
+              <w:rPr>
+                <w:spacing w:val="-2"/>
+                <w:sz w:val="20"/>
+              </w:rPr>
+              <w:t>N. Indumathi AP/CSE</w:t>
             </w:r>
           </w:p>
         </w:tc>
@@ -527,157 +579,7 @@
       </w:pPr>
       <w:r>
         <w:rPr/>
-        <w:t>A well-structured demo plan ensures that the team presents the project effectively, covering all key aspects</w:t>
-      </w:r>
-      <w:r>
-        <w:rPr>
-          <w:spacing w:val="-4"/>
-        </w:rPr>
-        <w:t> </w:t>
-      </w:r>
-      <w:r>
-        <w:rPr/>
-        <w:t>in</w:t>
-      </w:r>
-      <w:r>
-        <w:rPr>
-          <w:spacing w:val="-4"/>
-        </w:rPr>
-        <w:t> </w:t>
-      </w:r>
-      <w:r>
-        <w:rPr/>
-        <w:t>a</w:t>
-      </w:r>
-      <w:r>
-        <w:rPr>
-          <w:spacing w:val="-4"/>
-        </w:rPr>
-        <w:t> </w:t>
-      </w:r>
-      <w:r>
-        <w:rPr/>
-        <w:t>clear</w:t>
-      </w:r>
-      <w:r>
-        <w:rPr>
-          <w:spacing w:val="-4"/>
-        </w:rPr>
-        <w:t> </w:t>
-      </w:r>
-      <w:r>
-        <w:rPr/>
-        <w:t>and</w:t>
-      </w:r>
-      <w:r>
-        <w:rPr>
-          <w:spacing w:val="-4"/>
-        </w:rPr>
-        <w:t> </w:t>
-      </w:r>
-      <w:r>
-        <w:rPr/>
-        <w:t>organized</w:t>
-      </w:r>
-      <w:r>
-        <w:rPr>
-          <w:spacing w:val="-4"/>
-        </w:rPr>
-        <w:t> </w:t>
-      </w:r>
-      <w:r>
-        <w:rPr/>
-        <w:t>manner.</w:t>
-      </w:r>
-      <w:r>
-        <w:rPr>
-          <w:spacing w:val="-4"/>
-        </w:rPr>
-        <w:t> </w:t>
-      </w:r>
-      <w:r>
-        <w:rPr/>
-        <w:t>This</w:t>
-      </w:r>
-      <w:r>
-        <w:rPr>
-          <w:spacing w:val="-4"/>
-        </w:rPr>
-        <w:t> </w:t>
-      </w:r>
-      <w:r>
-        <w:rPr/>
-        <w:t>document</w:t>
-      </w:r>
-      <w:r>
-        <w:rPr>
-          <w:spacing w:val="-4"/>
-        </w:rPr>
-        <w:t> </w:t>
-      </w:r>
-      <w:r>
-        <w:rPr/>
-        <w:t>outlines</w:t>
-      </w:r>
-      <w:r>
-        <w:rPr>
-          <w:spacing w:val="-4"/>
-        </w:rPr>
-        <w:t> </w:t>
-      </w:r>
-      <w:r>
-        <w:rPr/>
-        <w:t>the</w:t>
-      </w:r>
-      <w:r>
-        <w:rPr>
-          <w:spacing w:val="-4"/>
-        </w:rPr>
-        <w:t> </w:t>
-      </w:r>
-      <w:r>
-        <w:rPr/>
-        <w:t>plan</w:t>
-      </w:r>
-      <w:r>
-        <w:rPr>
-          <w:spacing w:val="-4"/>
-        </w:rPr>
-        <w:t> </w:t>
-      </w:r>
-      <w:r>
-        <w:rPr/>
-        <w:t>for</w:t>
-      </w:r>
-      <w:r>
-        <w:rPr>
-          <w:spacing w:val="-4"/>
-        </w:rPr>
-        <w:t> </w:t>
-      </w:r>
-      <w:r>
-        <w:rPr/>
-        <w:t>demonstrating</w:t>
-      </w:r>
-      <w:r>
-        <w:rPr>
-          <w:spacing w:val="-4"/>
-        </w:rPr>
-        <w:t> </w:t>
-      </w:r>
-      <w:r>
-        <w:rPr/>
-        <w:t>the</w:t>
-      </w:r>
-      <w:r>
-        <w:rPr>
-          <w:spacing w:val="-4"/>
-        </w:rPr>
-        <w:t> </w:t>
-      </w:r>
-      <w:r>
-        <w:rPr/>
-        <w:t>project, including the flow of the demo, key features to highlight, and responsibilities of each team member.</w:t>
+        <w:t>This document gives the plan for the PocketSmart AI demo: the flow, the key features to show and the responsibility of each team member.</w:t>
       </w:r>
     </w:p>
     <w:p>
@@ -917,7 +819,7 @@
                 <w:rFonts w:ascii="Times New Roman"/>
                 <w:sz w:val="18"/>
               </w:rPr>
-              <w:t xml:space="preserve">Introduction and problem</w:t>
+              <w:t>Introduction and problem</w:t>
             </w:r>
           </w:p>
         </w:tc>
@@ -938,7 +840,7 @@
                 <w:rFonts w:ascii="Times New Roman"/>
                 <w:sz w:val="18"/>
               </w:rPr>
-              <w:t xml:space="preserve">Why tracking UPI spending is hard; target users</w:t>
+              <w:t>Why planning one budget across many shopping sites is hard; target users</w:t>
             </w:r>
           </w:p>
         </w:tc>
@@ -959,7 +861,7 @@
                 <w:rFonts w:ascii="Times New Roman"/>
                 <w:sz w:val="18"/>
               </w:rPr>
-              <w:t xml:space="preserve">1</w:t>
+              <w:t>1</w:t>
             </w:r>
           </w:p>
         </w:tc>
@@ -980,7 +882,7 @@
                 <w:rFonts w:ascii="Times New Roman"/>
                 <w:sz w:val="18"/>
               </w:rPr>
-              <w:t xml:space="preserve">Naveen K</w:t>
+              <w:t>Naveen K</w:t>
             </w:r>
           </w:p>
         </w:tc>
@@ -1028,7 +930,7 @@
                 <w:rFonts w:ascii="Times New Roman"/>
                 <w:sz w:val="18"/>
               </w:rPr>
-              <w:t xml:space="preserve">Solution and architecture</w:t>
+              <w:t>Solution and architecture</w:t>
             </w:r>
           </w:p>
         </w:tc>
@@ -1049,7 +951,7 @@
                 <w:rFonts w:ascii="Times New Roman"/>
                 <w:sz w:val="18"/>
               </w:rPr>
-              <w:t xml:space="preserve">Classical ML does the numbers, Gemini only phrases them; Cloud Run deployment</w:t>
+              <w:t>AI proposes, code disposes: FastAPI, Gemini, verification and rule-based fallback</w:t>
             </w:r>
           </w:p>
         </w:tc>
@@ -1070,7 +972,7 @@
                 <w:rFonts w:ascii="Times New Roman"/>
                 <w:sz w:val="18"/>
               </w:rPr>
-              <w:t xml:space="preserve">2</w:t>
+              <w:t>2</w:t>
             </w:r>
           </w:p>
         </w:tc>
@@ -1091,7 +993,7 @@
                 <w:rFonts w:ascii="Times New Roman"/>
                 <w:sz w:val="18"/>
               </w:rPr>
-              <w:t xml:space="preserve">Mukilkani R P</w:t>
+              <w:t>Mukilkani R P</w:t>
             </w:r>
           </w:p>
         </w:tc>
@@ -1139,7 +1041,7 @@
                 <w:rFonts w:ascii="Times New Roman"/>
                 <w:sz w:val="18"/>
               </w:rPr>
-              <w:t xml:space="preserve">Live: categorize and summary</w:t>
+              <w:t>Live: register, login and Home planner</w:t>
             </w:r>
           </w:p>
         </w:tc>
@@ -1160,7 +1062,7 @@
                 <w:rFonts w:ascii="Times New Roman"/>
                 <w:sz w:val="18"/>
               </w:rPr>
-              <w:t xml:space="preserve">Paste messy merchant strings, show categories, confidence and summary</w:t>
+              <w:t>Validation errors, login, Home plan, sort and platform filter</w:t>
             </w:r>
           </w:p>
         </w:tc>
@@ -1181,7 +1083,7 @@
                 <w:rFonts w:ascii="Times New Roman"/>
                 <w:sz w:val="18"/>
               </w:rPr>
-              <w:t xml:space="preserve">2</w:t>
+              <w:t>2</w:t>
             </w:r>
           </w:p>
         </w:tc>
@@ -1202,7 +1104,7 @@
                 <w:rFonts w:ascii="Times New Roman"/>
                 <w:sz w:val="18"/>
               </w:rPr>
-              <w:t xml:space="preserve">Mukilkani R P</w:t>
+              <w:t>Mukilkani R P</w:t>
             </w:r>
           </w:p>
         </w:tc>
@@ -1250,7 +1152,7 @@
                 <w:rFonts w:ascii="Times New Roman"/>
                 <w:sz w:val="18"/>
               </w:rPr>
-              <w:t xml:space="preserve">Live: anomalies and forecast</w:t>
+              <w:t>Live: Party and Jewelry planners</w:t>
             </w:r>
           </w:p>
         </w:tc>
@@ -1271,7 +1173,7 @@
                 <w:rFonts w:ascii="Times New Roman"/>
                 <w:sz w:val="18"/>
               </w:rPr>
-              <w:t xml:space="preserve">Show flagged charges and next-week forecast against baselines</w:t>
+              <w:t>Per-guest food and venue capacity; outfit image for jewelry</w:t>
             </w:r>
           </w:p>
         </w:tc>
@@ -1292,7 +1194,7 @@
                 <w:rFonts w:ascii="Times New Roman"/>
                 <w:sz w:val="18"/>
               </w:rPr>
-              <w:t xml:space="preserve">2</w:t>
+              <w:t>2</w:t>
             </w:r>
           </w:p>
         </w:tc>
@@ -1313,7 +1215,7 @@
                 <w:rFonts w:ascii="Times New Roman"/>
                 <w:sz w:val="18"/>
               </w:rPr>
-              <w:t xml:space="preserve">Prabhagaran E</w:t>
+              <w:t>Prabhagaran E</w:t>
             </w:r>
           </w:p>
         </w:tc>
@@ -1361,7 +1263,7 @@
                 <w:rFonts w:ascii="Times New Roman"/>
                 <w:sz w:val="18"/>
               </w:rPr>
-              <w:t xml:space="preserve">Live: advice and fallback</w:t>
+              <w:t>Live: fallback, history and API docs</w:t>
             </w:r>
           </w:p>
         </w:tc>
@@ -1382,7 +1284,7 @@
                 <w:rFonts w:ascii="Times New Roman"/>
                 <w:sz w:val="18"/>
               </w:rPr>
-              <w:t xml:space="preserve">Show Gemini advice, then turn the internet off to show the fallback</w:t>
+              <w:t>Blank API key shows the fallback; reopen history; show /docs</w:t>
             </w:r>
           </w:p>
         </w:tc>
@@ -1403,7 +1305,7 @@
                 <w:rFonts w:ascii="Times New Roman"/>
                 <w:sz w:val="18"/>
               </w:rPr>
-              <w:t xml:space="preserve">2</w:t>
+              <w:t>2</w:t>
             </w:r>
           </w:p>
         </w:tc>
@@ -1424,7 +1326,7 @@
                 <w:rFonts w:ascii="Times New Roman"/>
                 <w:sz w:val="18"/>
               </w:rPr>
-              <w:t xml:space="preserve">Mukilkani R P</w:t>
+              <w:t>Mukilkani R P</w:t>
             </w:r>
           </w:p>
         </w:tc>
@@ -1472,7 +1374,7 @@
                 <w:rFonts w:ascii="Times New Roman"/>
                 <w:sz w:val="18"/>
               </w:rPr>
-              <w:t xml:space="preserve">Validation and wrap-up</w:t>
+              <w:t>Validation, tests and wrap-up</w:t>
             </w:r>
           </w:p>
         </w:tc>
@@ -1493,7 +1395,7 @@
                 <w:rFonts w:ascii="Times New Roman"/>
                 <w:sz w:val="18"/>
               </w:rPr>
-              <w:t xml:space="preserve">300 hand-labelled strings result, limitations and future plan</w:t>
+              <w:t>Validation message, 30 passing tests, limitations and future scope</w:t>
             </w:r>
           </w:p>
         </w:tc>
@@ -1514,7 +1416,7 @@
                 <w:rFonts w:ascii="Times New Roman"/>
                 <w:sz w:val="18"/>
               </w:rPr>
-              <w:t xml:space="preserve">1</w:t>
+              <w:t>1</w:t>
             </w:r>
           </w:p>
         </w:tc>
@@ -1535,7 +1437,7 @@
                 <w:rFonts w:ascii="Times New Roman"/>
                 <w:sz w:val="18"/>
               </w:rPr>
-              <w:t xml:space="preserve">Chandru S</w:t>
+              <w:t>Chandru S</w:t>
             </w:r>
           </w:p>
         </w:tc>
@@ -1772,7 +1674,7 @@
                 <w:rFonts w:ascii="Times New Roman"/>
                 <w:sz w:val="18"/>
               </w:rPr>
-              <w:t xml:space="preserve">Naveen K opens with the everyday problem of unlabeled UPI statements</w:t>
+              <w:t>Naveen K opens with the everyday problem of overspending when shopping across many sites.</w:t>
             </w:r>
           </w:p>
         </w:tc>
@@ -1848,7 +1750,7 @@
                 <w:rFonts w:ascii="Times New Roman"/>
                 <w:sz w:val="18"/>
               </w:rPr>
-              <w:t xml:space="preserve">Show the architecture picture and explain why the LLM never computes numbers</w:t>
+              <w:t>Show the architecture diagram and explain why Gemini only chooses from a closed list and code verifies the budget.</w:t>
             </w:r>
           </w:p>
         </w:tc>
@@ -1924,7 +1826,7 @@
                 <w:rFonts w:ascii="Times New Roman"/>
                 <w:sz w:val="18"/>
               </w:rPr>
-              <w:t xml:space="preserve">Run the live demo from the public Cloud Run URL on a laptop, with the phone as backup</w:t>
+              <w:t>Run the live demo from the local app following DEMO_SCRIPT.md, with PocketSmart_Demo.mp4 as a backup.</w:t>
             </w:r>
           </w:p>
         </w:tc>
@@ -2000,7 +1902,7 @@
                 <w:rFonts w:ascii="Times New Roman"/>
                 <w:sz w:val="18"/>
               </w:rPr>
-              <w:t xml:space="preserve">Take questions together; Mukilkani R P answers model questions, others answer UI and data questions</w:t>
+              <w:t>Take questions together; Mukilkani R P answers the technical questions.</w:t>
             </w:r>
           </w:p>
         </w:tc>
